--- a/noppakauppa/downloads/noppakauppa-tyopaketti.docx
+++ b/noppakauppa/downloads/noppakauppa-tyopaketti.docx
@@ -3301,7 +3301,7 @@
           <w:sz w:val="21"/>
           <w:szCs w:val="21"/>
         </w:rPr>
-        <w:t xml:space="preserve">Viikon jälkeen henkilökunta selaa kaikkia tilauksia uusimmat ensin ja merkitsee tilauksen käsitellyksi — ja tilan muutos näkyy asiakkaan tilaushistoriassa. Featurelista päättyy tähän; viikon toinen puolisko on koko sovelluksen saavutettavuustarkistus.</w:t>
+        <w:t xml:space="preserve">Viikon jälkeen henkilökunta selaa kaikkia tilauksia uusimmat ensin ja merkitsee tilauksen käsitellyksi — ja tilan muutos näkyy asiakkaan tilaushistoriassa. Ominaisuuslista päättyy tähän; viikon toinen puolisko on koko sovelluksen saavutettavuustarkistus.</w:t>
       </w:r>
     </w:p>
     <w:p>

--- a/noppakauppa/downloads/noppakauppa-tyopaketti.docx
+++ b/noppakauppa/downloads/noppakauppa-tyopaketti.docx
@@ -71,7 +71,7 @@
           <w:sz w:val="21"/>
           <w:szCs w:val="21"/>
         </w:rPr>
-        <w:t xml:space="preserve">Tämä paketti on aikataulu ja tarkistuslista tilanteisiin, joissa sivusto ei ole auki. Projektipäiväkirja kirjoitetaan sivustolla ja viedään repositoryn project-docs-kansioon. Rasti tässä vihossa ei ole palautus — työ on aina Git-repositoryssa.</w:t>
+        <w:t xml:space="preserve">Tämä paketti on aikataulu ja tarkistuslista tilanteisiin, joissa sivusto ei ole auki. Projektipäiväkirja kirjoitetaan sivustolla ja viedään repositoryn project-docs-kansioon. Rasti tässä vihossa ei ole palautus: työ on aina Git-repositoryssa.</w:t>
       </w:r>
     </w:p>
     <w:p>
@@ -2008,7 +2008,7 @@
           <w:bCs/>
           <w:color w:val="9a3412"/>
         </w:rPr>
-        <w:t xml:space="preserve">Vaihe A — Kaupan ydin: toimeksianto, tietomalli ja julkaistu tuotelista</w:t>
+        <w:t xml:space="preserve">Vaihe A – Kaupan ydin: toimeksianto, tietomalli ja julkaistu tuotelista</w:t>
       </w:r>
     </w:p>
     <w:p>
@@ -2022,7 +2022,7 @@
           <w:bCs/>
           <w:color w:val="9a3412"/>
         </w:rPr>
-        <w:t xml:space="preserve">Työviikko 1 / 18 — Aloitus: toimeksianto ja työympäristö</w:t>
+        <w:t xml:space="preserve">Työviikko 1 / 18 – Aloitus: toimeksianto ja työympäristö</w:t>
       </w:r>
     </w:p>
     <w:p>
@@ -2125,7 +2125,7 @@
           <w:bCs/>
           <w:color w:val="9a3412"/>
         </w:rPr>
-        <w:t xml:space="preserve">Työviikko 2 / 18 — Suunnitelma ja tietomalli</w:t>
+        <w:t xml:space="preserve">Työviikko 2 / 18 – Suunnitelma ja tietomalli</w:t>
       </w:r>
     </w:p>
     <w:p>
@@ -2140,7 +2140,7 @@
           <w:sz w:val="21"/>
           <w:szCs w:val="21"/>
         </w:rPr>
-        <w:t xml:space="preserve">Viikon jälkeen tekninen suunnitelma on olemassa: priorisoidut käyttäjätarinat, SQLite-tietomalli, tietovarastovertailu, rautalangat ja P0-tehtävät issueina — ja teemapäätös on lyöty lukkoon.</w:t>
+        <w:t xml:space="preserve">Viikon jälkeen tekninen suunnitelma on olemassa: priorisoidut käyttäjätarinat, SQLite-tietomalli, tietovarastovertailu, rautalangat ja P0-tehtävät issueina, ja teemapäätös on lyöty lukkoon.</w:t>
       </w:r>
     </w:p>
     <w:p>
@@ -2201,7 +2201,7 @@
           <w:sz w:val="19"/>
           <w:szCs w:val="19"/>
         </w:rPr>
-        <w:t xml:space="preserve">Valmis kun: suunnitelma.md:ssä on tarinat prioriteetteineen, tietomallikaavio, tietovarastoperustelu ja teemapäätös; issueita on vähintään kahdeksan ja P0 on merkitty; rautalankojen hyväksyntä on kirjattu — kuka hyväksyi ja mitä hän sanoi. Hyväksyjäksi käy ohjaaja asiakkaan äänenä, jos katselmoijaa ei ole vielä nimetty.</w:t>
+        <w:t xml:space="preserve">Valmis kun: suunnitelma.md:ssä on tarinat prioriteetteineen, tietomallikaavio, tietovarastoperustelu ja teemapäätös; issueita on vähintään kahdeksan ja P0 on merkitty; rautalankojen hyväksyntä on kirjattu: kuka hyväksyi ja mitä hän sanoi. Hyväksyjäksi käy ohjaaja asiakkaan äänenä, jos katselmoijaa ei ole vielä nimetty.</w:t>
       </w:r>
     </w:p>
     <w:p>
@@ -2228,7 +2228,7 @@
           <w:bCs/>
           <w:color w:val="9a3412"/>
         </w:rPr>
-        <w:t xml:space="preserve">Työviikko 3 / 18 — Tuotelista kannasta</w:t>
+        <w:t xml:space="preserve">Työviikko 3 / 18 – Tuotelista kannasta</w:t>
       </w:r>
     </w:p>
     <w:p>
@@ -2243,7 +2243,7 @@
           <w:sz w:val="21"/>
           <w:szCs w:val="21"/>
         </w:rPr>
-        <w:t xml:space="preserve">Viikon jälkeen tuotelista tulee SQLite-kannasta FastAPI-rajapinnan kautta ja renderöityy itse rakennetuissa Vue-komponenteissa — lataus- ja virhetilat mukaan lukien.</w:t>
+        <w:t xml:space="preserve">Viikon jälkeen tuotelista tulee SQLite-kannasta FastAPI-rajapinnan kautta ja renderöityy itse rakennetuissa Vue-komponenteissa, lataus- ja virhetilat mukaan lukien.</w:t>
       </w:r>
     </w:p>
     <w:p>
@@ -2331,7 +2331,7 @@
           <w:bCs/>
           <w:color w:val="9a3412"/>
         </w:rPr>
-        <w:t xml:space="preserve">Työviikko 4 / 18 — Kategoriat ja reititys</w:t>
+        <w:t xml:space="preserve">Työviikko 4 / 18 – Kategoriat ja reititys</w:t>
       </w:r>
     </w:p>
     <w:p>
@@ -2434,7 +2434,7 @@
           <w:bCs/>
           <w:color w:val="9a3412"/>
         </w:rPr>
-        <w:t xml:space="preserve">Työviikko 5 / 18 — Ensijulkaisu</w:t>
+        <w:t xml:space="preserve">Työviikko 5 / 18 – Ensijulkaisu</w:t>
       </w:r>
     </w:p>
     <w:p>
@@ -2449,7 +2449,7 @@
           <w:sz w:val="21"/>
           <w:szCs w:val="21"/>
         </w:rPr>
-        <w:t xml:space="preserve">Viikon jälkeen NoppaKauppa on julkisessa osoitteessa — frontend, backend ja kanta — ja julkaisualustan valinta on vertailtu ja perusteltu.</w:t>
+        <w:t xml:space="preserve">Viikon jälkeen NoppaKauppa on julkisessa osoitteessa (frontend, backend ja kanta), ja julkaisualustan valinta on vertailtu ja perusteltu.</w:t>
       </w:r>
     </w:p>
     <w:p>
@@ -2537,7 +2537,7 @@
           <w:bCs/>
           <w:color w:val="9a3412"/>
         </w:rPr>
-        <w:t xml:space="preserve">Vaihe B — Ostopolku: haku, kori, tunnukset, tilaus ja asiakaskatselmointi</w:t>
+        <w:t xml:space="preserve">Vaihe B – Ostopolku: haku, kori, tunnukset, tilaus ja asiakaskatselmointi</w:t>
       </w:r>
     </w:p>
     <w:p>
@@ -2551,7 +2551,7 @@
           <w:bCs/>
           <w:color w:val="9a3412"/>
         </w:rPr>
-        <w:t xml:space="preserve">Työviikko 6 / 18 — Sanahaku</w:t>
+        <w:t xml:space="preserve">Työviikko 6 / 18 – Sanahaku</w:t>
       </w:r>
     </w:p>
     <w:p>
@@ -2654,7 +2654,7 @@
           <w:bCs/>
           <w:color w:val="9a3412"/>
         </w:rPr>
-        <w:t xml:space="preserve">Työviikko 7 / 18 — Ostoskori</w:t>
+        <w:t xml:space="preserve">Työviikko 7 / 18 – Ostoskori</w:t>
       </w:r>
     </w:p>
     <w:p>
@@ -2669,7 +2669,7 @@
           <w:sz w:val="21"/>
           <w:szCs w:val="21"/>
         </w:rPr>
-        <w:t xml:space="preserve">Viikon jälkeen Pinia-ostoskori toimii: lisää, poista, muuta määrää, summa laskee oikein ja kori säilyy sivun päivityksen yli — ja koko ominaisuus syntyi omassa haarassa ja yhdistyi pääversioon pull requestilla.</w:t>
+        <w:t xml:space="preserve">Viikon jälkeen Pinia-ostoskori toimii: lisää, poista, muuta määrää, summa laskee oikein ja kori säilyy sivun päivityksen yli, ja koko ominaisuus syntyi omassa haarassa ja yhdistyi pääversioon pull requestilla.</w:t>
       </w:r>
     </w:p>
     <w:p>
@@ -2757,7 +2757,7 @@
           <w:bCs/>
           <w:color w:val="9a3412"/>
         </w:rPr>
-        <w:t xml:space="preserve">Työviikko 8 / 18 — Tunnukset ja istunto</w:t>
+        <w:t xml:space="preserve">Työviikko 8 / 18 – Tunnukset ja istunto</w:t>
       </w:r>
     </w:p>
     <w:p>
@@ -2860,7 +2860,7 @@
           <w:bCs/>
           <w:color w:val="9a3412"/>
         </w:rPr>
-        <w:t xml:space="preserve">Työviikko 9 / 18 — Tilaus ja tilaushistoria</w:t>
+        <w:t xml:space="preserve">Työviikko 9 / 18 – Tilaus ja tilaushistoria</w:t>
       </w:r>
     </w:p>
     <w:p>
@@ -2963,7 +2963,7 @@
           <w:bCs/>
           <w:color w:val="9a3412"/>
         </w:rPr>
-        <w:t xml:space="preserve">Työviikko 10 / 18 — Asiakaskatselmointi</w:t>
+        <w:t xml:space="preserve">Työviikko 10 / 18 – Asiakaskatselmointi</w:t>
       </w:r>
     </w:p>
     <w:p>
@@ -2978,7 +2978,7 @@
           <w:sz w:val="21"/>
           <w:szCs w:val="21"/>
         </w:rPr>
-        <w:t xml:space="preserve">Viikon jälkeen ulkopuolinen henkilö asiakkaan roolissa on kokeillut julkaistua kauppaa tehtäväradalla — löydä peli, koriin, tilaa — palaute on kirjattu hänen omin sanoin erillään omasta tulkinnasta, ja muutokset on sovittu issueiksi.</w:t>
+        <w:t xml:space="preserve">Viikon jälkeen ulkopuolinen henkilö asiakkaan roolissa on kokeillut julkaistua kauppaa tehtäväradalla (löydä peli, koriin, tilaa), palaute on kirjattu hänen omin sanoin erillään omasta tulkinnasta, ja muutokset on sovittu issueiksi.</w:t>
       </w:r>
     </w:p>
     <w:p>
@@ -3066,7 +3066,7 @@
           <w:bCs/>
           <w:color w:val="9a3412"/>
         </w:rPr>
-        <w:t xml:space="preserve">Vaihe C — Valmiiksi: palautemuutos, henkilökunnan työkalut, tietoturva ja laatu</w:t>
+        <w:t xml:space="preserve">Vaihe C – Valmiiksi: palautemuutos, henkilökunnan työkalut, tietoturva ja laatu</w:t>
       </w:r>
     </w:p>
     <w:p>
@@ -3080,7 +3080,7 @@
           <w:bCs/>
           <w:color w:val="9a3412"/>
         </w:rPr>
-        <w:t xml:space="preserve">Työviikko 11 / 18 — Palautemuutos ja omat tiedot</w:t>
+        <w:t xml:space="preserve">Työviikko 11 / 18 – Palautemuutos ja omat tiedot</w:t>
       </w:r>
     </w:p>
     <w:p>
@@ -3183,7 +3183,7 @@
           <w:bCs/>
           <w:color w:val="9a3412"/>
         </w:rPr>
-        <w:t xml:space="preserve">Työviikko 12 / 18 — Tuotehallinta ja roolisuojaus</w:t>
+        <w:t xml:space="preserve">Työviikko 12 / 18 – Tuotehallinta ja roolisuojaus</w:t>
       </w:r>
     </w:p>
     <w:p>
@@ -3198,7 +3198,7 @@
           <w:sz w:val="21"/>
           <w:szCs w:val="21"/>
         </w:rPr>
-        <w:t xml:space="preserve">Viikon jälkeen henkilökuntarooli hallitsee tuotteita selaimessa — lisäys, muokkaus ja poisto — ja hallintareitit on suojattu kahdella tasolla: route guard frontissa ja roolitarkistus API:ssa.</w:t>
+        <w:t xml:space="preserve">Viikon jälkeen henkilökuntarooli hallitsee tuotteita selaimessa (lisäys, muokkaus ja poisto), ja hallintareitit on suojattu kahdella tasolla: route guard frontissa ja roolitarkistus API:ssa.</w:t>
       </w:r>
     </w:p>
     <w:p>
@@ -3286,7 +3286,7 @@
           <w:bCs/>
           <w:color w:val="9a3412"/>
         </w:rPr>
-        <w:t xml:space="preserve">Työviikko 13 / 18 — Tilaukset ja saavutettavuus</w:t>
+        <w:t xml:space="preserve">Työviikko 13 / 18 – Tilaukset ja saavutettavuus</w:t>
       </w:r>
     </w:p>
     <w:p>
@@ -3301,7 +3301,7 @@
           <w:sz w:val="21"/>
           <w:szCs w:val="21"/>
         </w:rPr>
-        <w:t xml:space="preserve">Viikon jälkeen henkilökunta selaa kaikkia tilauksia uusimmat ensin ja merkitsee tilauksen käsitellyksi — ja tilan muutos näkyy asiakkaan tilaushistoriassa. Ominaisuuslista päättyy tähän; viikon toinen puolisko on koko sovelluksen saavutettavuustarkistus.</w:t>
+        <w:t xml:space="preserve">Viikon jälkeen henkilökunta selaa kaikkia tilauksia uusimmat ensin ja merkitsee tilauksen käsitellyksi, ja tilan muutos näkyy asiakkaan tilaushistoriassa. Ominaisuuslista päättyy tähän; viikon toinen puolisko on koko sovelluksen saavutettavuustarkistus.</w:t>
       </w:r>
     </w:p>
     <w:p>
@@ -3389,7 +3389,7 @@
           <w:bCs/>
           <w:color w:val="9a3412"/>
         </w:rPr>
-        <w:t xml:space="preserve">Työviikko 14 / 18 — Tietoturvaviikko</w:t>
+        <w:t xml:space="preserve">Työviikko 14 / 18 – Tietoturvaviikko</w:t>
       </w:r>
     </w:p>
     <w:p>
@@ -3404,7 +3404,7 @@
           <w:sz w:val="21"/>
           <w:szCs w:val="21"/>
         </w:rPr>
-        <w:t xml:space="preserve">Viikon jälkeen kirjallinen tietoturva-arvio on olemassa — uhkat, ratkaisut ja jäännösriskit — ja vähintään kaksi kovennusta on toteutettu omien hyökkäystestien löydösten perusteella.</w:t>
+        <w:t xml:space="preserve">Viikon jälkeen kirjallinen tietoturva-arvio on olemassa (uhkat, ratkaisut ja jäännösriskit), ja vähintään kaksi kovennusta on toteutettu omien hyökkäystestien löydösten perusteella.</w:t>
       </w:r>
     </w:p>
     <w:p>
@@ -3492,7 +3492,7 @@
           <w:bCs/>
           <w:color w:val="9a3412"/>
         </w:rPr>
-        <w:t xml:space="preserve">Työviikko 15 / 18 — Testaus ja regressio</w:t>
+        <w:t xml:space="preserve">Työviikko 15 / 18 – Testaus ja regressio</w:t>
       </w:r>
     </w:p>
     <w:p>
@@ -3507,7 +3507,7 @@
           <w:sz w:val="21"/>
           <w:szCs w:val="21"/>
         </w:rPr>
-        <w:t xml:space="preserve">Viikon jälkeen koko testimatriisi eli neljätoista tapausta on ajettu julkaistua versiota vasten tuloksineen — mukaan lukien viikkojen 13 ja 14 korjausten regressiot — ja koodia on refaktoroitu vähintään yhdessä, enintään kahdessa kohdassa käyttäytymistä muuttamatta.</w:t>
+        <w:t xml:space="preserve">Viikon jälkeen koko testimatriisi eli neljätoista tapausta on ajettu julkaistua versiota vasten tuloksineen (mukaan lukien viikkojen 13 ja 14 korjausten regressiot), ja koodia on refaktoroitu vähintään yhdessä, enintään kahdessa kohdassa käyttäytymistä muuttamatta.</w:t>
       </w:r>
     </w:p>
     <w:p>
@@ -3583,7 +3583,7 @@
           <w:bCs/>
           <w:color w:val="9a3412"/>
         </w:rPr>
-        <w:t xml:space="preserve">Vaihe D — Julkaisu ja näyttö</w:t>
+        <w:t xml:space="preserve">Vaihe D – Julkaisu ja näyttö</w:t>
       </w:r>
     </w:p>
     <w:p>
@@ -3597,7 +3597,7 @@
           <w:bCs/>
           <w:color w:val="9a3412"/>
         </w:rPr>
-        <w:t xml:space="preserve">Työviikko 16 / 18 — Julkaisuehdokas ja julkaisutestaus</w:t>
+        <w:t xml:space="preserve">Työviikko 16 / 18 – Julkaisuehdokas ja julkaisutestaus</w:t>
       </w:r>
     </w:p>
     <w:p>
@@ -3612,7 +3612,7 @@
           <w:sz w:val="21"/>
           <w:szCs w:val="21"/>
         </w:rPr>
-        <w:t xml:space="preserve">Viikon jälkeen sisältö on jäädytetty ja julkaisuehdokas v1.0-rc1 on julkaistu — ja ulkopuolinen henkilö on ottanut kaupan käyttöön ja tehnyt testitilauksen puhtaassa ympäristössä pelkän kirjoitetun ohjeen avulla, ilman suullista apua.</w:t>
+        <w:t xml:space="preserve">Viikon jälkeen sisältö on jäädytetty ja julkaisuehdokas v1.0-rc1 on julkaistu, ja ulkopuolinen henkilö on ottanut kaupan käyttöön ja tehnyt testitilauksen puhtaassa ympäristössä pelkän kirjoitetun ohjeen avulla, ilman suullista apua.</w:t>
       </w:r>
     </w:p>
     <w:p>
@@ -3673,7 +3673,7 @@
           <w:sz w:val="19"/>
           <w:szCs w:val="19"/>
         </w:rPr>
-        <w:t xml:space="preserve">Valmis kun: Testaaja pääsi ohjeen avulla rekisteröitymisestä testitilaukseen asti ilman suullista apua — tai jokainen epäröintikohta on kirjattu ohjeen korjauslistaksi; estävät virheet on listattu erikseen.</w:t>
+        <w:t xml:space="preserve">Valmis kun: Testaaja pääsi ohjeen avulla rekisteröitymisestä testitilaukseen asti ilman suullista apua, tai jokainen epäröintikohta on kirjattu ohjeen korjauslistaksi; estävät virheet on listattu erikseen.</w:t>
       </w:r>
     </w:p>
     <w:p>
@@ -3700,7 +3700,7 @@
           <w:bCs/>
           <w:color w:val="9a3412"/>
         </w:rPr>
-        <w:t xml:space="preserve">Työviikko 17 / 18 — Julkaisu v1.0</w:t>
+        <w:t xml:space="preserve">Työviikko 17 / 18 – Julkaisu v1.0</w:t>
       </w:r>
     </w:p>
     <w:p>
@@ -3715,7 +3715,7 @@
           <w:sz w:val="21"/>
           <w:szCs w:val="21"/>
         </w:rPr>
-        <w:t xml:space="preserve">Viikon jälkeen estävät virheet on korjattu — vain ne, jäädytys pitää — v1.0 on julkaistu tuotantoon ja luovutettu asiakkaalle selkokielisellä luovutusviestillä, ja dokumentaatio on valmis.</w:t>
+        <w:t xml:space="preserve">Viikon jälkeen estävät virheet on korjattu (vain ne, jäädytys pitää), v1.0 on julkaistu tuotantoon ja luovutettu asiakkaalle selkokielisellä luovutusviestillä, ja dokumentaatio on valmis.</w:t>
       </w:r>
     </w:p>
     <w:p>
@@ -3803,7 +3803,7 @@
           <w:bCs/>
           <w:color w:val="9a3412"/>
         </w:rPr>
-        <w:t xml:space="preserve">Työviikko 18 / 18 — Näyttö</w:t>
+        <w:t xml:space="preserve">Työviikko 18 / 18 – Näyttö</w:t>
       </w:r>
     </w:p>
     <w:p>
@@ -3925,7 +3925,7 @@
           <w:sz w:val="21"/>
           <w:szCs w:val="21"/>
         </w:rPr>
-        <w:t xml:space="preserve">Päivä 1  ·  Sisältöjäädytys — viimeinen hyväksytty versio</w:t>
+        <w:t xml:space="preserve">Päivä 1  ·  Sisältöjäädytys: viimeinen hyväksytty versio</w:t>
       </w:r>
     </w:p>
     <w:p>
@@ -4000,7 +4000,7 @@
           <w:bCs/>
           <w:color w:val="9a3412"/>
         </w:rPr>
-        <w:t xml:space="preserve">Näyttömatriisi — 32 osaamisvaatimusta</w:t>
+        <w:t xml:space="preserve">Näyttömatriisi – 32 osaamisvaatimusta</w:t>
       </w:r>
     </w:p>
     <w:p>
@@ -4039,127 +4039,127 @@
           <w:sz w:val="19"/>
           <w:szCs w:val="19"/>
         </w:rPr>
-        <w:t xml:space="preserve">☐  käyttää ohjelmointieditoria tai kehitysympäristöä — Viikko 1: kehitysympäristö pystyssä — VS Code, Vite- ja FastAPI-kehityspalvelimet, selaimen kehittäjätyökalut; käynnistyskomennot READMEssä ja päiväkirjassa.</w:t>
-      </w:r>
-    </w:p>
-    <w:p>
-      <w:pPr>
-        <w:spacing w:after="60" w:before="0"/>
-      </w:pPr>
-      <w:r>
-        <w:rPr>
-          <w:sz w:val="19"/>
-          <w:szCs w:val="19"/>
-        </w:rPr>
-        <w:t xml:space="preserve">☐  etsii ja korjaa virheitä ohjelmakoodista — Viikot 7, 11 ja 14: kolme täydellistä virheenkorjausketjua (K1 ostoskori, K2 palautemuutos, K3 tietoturvalöydös) — havainto, toisto, syy, korjauscommit, uusintatesti ja regressiotesti.</w:t>
-      </w:r>
-    </w:p>
-    <w:p>
-      <w:pPr>
-        <w:spacing w:after="60" w:before="0"/>
-      </w:pPr>
-      <w:r>
-        <w:rPr>
-          <w:sz w:val="19"/>
-          <w:szCs w:val="19"/>
-        </w:rPr>
-        <w:t xml:space="preserve">☐  testaa ohjelman toimintoja — Viikko 15: 14 tapauksen testimatriisi (odotetut tulokset kirjattu ennen ajoa) ajettuna julkaistua versiota vasten sekä uusintatestaukset korjausten jälkeen.</w:t>
-      </w:r>
-    </w:p>
-    <w:p>
-      <w:pPr>
-        <w:spacing w:after="60" w:before="0"/>
-      </w:pPr>
-      <w:r>
-        <w:rPr>
-          <w:sz w:val="19"/>
-          <w:szCs w:val="19"/>
-        </w:rPr>
-        <w:t xml:space="preserve">☐  käyttää rakenteista ohjelmointia toteutuksissa — Viikko 9: tilauslogiikka jaettuna moduuleihin ja funktioihin (reitit, kantakerros, validointi); frontissa komponentti- ja store-jako — ei yhtä jättitiedostoa.</w:t>
-      </w:r>
-    </w:p>
-    <w:p>
-      <w:pPr>
-        <w:spacing w:after="60" w:before="0"/>
-      </w:pPr>
-      <w:r>
-        <w:rPr>
-          <w:sz w:val="19"/>
-          <w:szCs w:val="19"/>
-        </w:rPr>
-        <w:t xml:space="preserve">☐  kirjoittaa ylläpidettävää ohjelmakoodia — Viikko 15: refaktorointicommitit perusteluineen — nimeäminen, toisteisuuden poisto ja komponentin pilkkominen, testit vihreinä ennen ja jälkeen.</w:t>
-      </w:r>
-    </w:p>
-    <w:p>
-      <w:pPr>
-        <w:spacing w:after="60" w:before="0"/>
-      </w:pPr>
-      <w:r>
-        <w:rPr>
-          <w:sz w:val="19"/>
-          <w:szCs w:val="19"/>
-        </w:rPr>
-        <w:t xml:space="preserve">☐  tulkitsee suunnitelmia ja toteuttaa käyttöliittymän tai sen osia — Viikko 4: näkymät toteutettu viikon 2 hyväksytyistä rautalangoista; responsiivisuuden taitekohdat ja mobiilitestaus oikealla puhelimella.</w:t>
-      </w:r>
-    </w:p>
-    <w:p>
-      <w:pPr>
-        <w:spacing w:after="60" w:before="0"/>
-      </w:pPr>
-      <w:r>
-        <w:rPr>
-          <w:sz w:val="19"/>
-          <w:szCs w:val="19"/>
-        </w:rPr>
-        <w:t xml:space="preserve">☐  tulkitsee suunnitelmia ja toteuttaa ohjelmiston toimintoja — Viikko 9: tilaus ja tilaushistoria toteutettu käyttäjätarinoiden ja hyväksymiskriteerien mukaan; kytkentä tarina, issue ja commit.</w:t>
-      </w:r>
-    </w:p>
-    <w:p>
-      <w:pPr>
-        <w:spacing w:after="60" w:before="0"/>
-      </w:pPr>
-      <w:r>
-        <w:rPr>
-          <w:sz w:val="19"/>
-          <w:szCs w:val="19"/>
-        </w:rPr>
-        <w:t xml:space="preserve">☐  sopii tehtävistä tiimin muiden jäsenten kanssa — Viikko 2: tehtävät sovittu ohjaajan kanssa ja kirjattu issueiksi; tehtävien tila näkyvänä koko projektin ajan.</w:t>
-      </w:r>
-    </w:p>
-    <w:p>
-      <w:pPr>
-        <w:spacing w:after="60" w:before="0"/>
-      </w:pPr>
-      <w:r>
-        <w:rPr>
-          <w:sz w:val="19"/>
-          <w:szCs w:val="19"/>
-        </w:rPr>
-        <w:t xml:space="preserve">☐  etsii ratkaisuvaihtoehtoja ja ratkoo ongelmia yhdessä tiimin kanssa — Viikot 7 ja 8: kaksi kirjattua vertailua ja yhteispäätöstä ohjaajan kanssa — korin tallennus ja istuntoratkaisu.</w:t>
-      </w:r>
-    </w:p>
-    <w:p>
-      <w:pPr>
-        <w:spacing w:after="60" w:before="0"/>
-      </w:pPr>
-      <w:r>
-        <w:rPr>
-          <w:sz w:val="19"/>
-          <w:szCs w:val="19"/>
-        </w:rPr>
-        <w:t xml:space="preserve">☐  arvioi ratkaisujen toimivuuden yhdessä tiimin kanssa — Viikko 10: asiakaskatselmoinnin muistio — täyttääkö toteutus tarinat ja mitä muutetaan ennen seuraavaa versiota, priorisoituna ohjaajan kanssa.</w:t>
-      </w:r>
-    </w:p>
-    <w:p>
-      <w:pPr>
-        <w:spacing w:after="60" w:before="0"/>
-      </w:pPr>
-      <w:r>
-        <w:rPr>
-          <w:sz w:val="19"/>
-          <w:szCs w:val="19"/>
-        </w:rPr>
-        <w:t xml:space="preserve">☐  arvioi omaa toimintaa tiimin jäsenenä — Viikko 18: itsearviointi konkreettisin tilantein — mikä onnistui, missä tarvitsit apua ja mitä tekisit toisin.</w:t>
+        <w:t xml:space="preserve">☐  käyttää ohjelmointieditoria tai kehitysympäristöä – Viikko 1: kehitysympäristö pystyssä (VS Code, Vite- ja FastAPI-kehityspalvelimet, selaimen kehittäjätyökalut); käynnistyskomennot READMEssä ja päiväkirjassa.</w:t>
+      </w:r>
+    </w:p>
+    <w:p>
+      <w:pPr>
+        <w:spacing w:after="60" w:before="0"/>
+      </w:pPr>
+      <w:r>
+        <w:rPr>
+          <w:sz w:val="19"/>
+          <w:szCs w:val="19"/>
+        </w:rPr>
+        <w:t xml:space="preserve">☐  etsii ja korjaa virheitä ohjelmakoodista – Viikot 7, 11 ja 14: kolme täydellistä virheenkorjausketjua (K1 ostoskori, K2 palautemuutos, K3 tietoturvalöydös); havainto, toisto, syy, korjauscommit, uusintatesti ja regressiotesti.</w:t>
+      </w:r>
+    </w:p>
+    <w:p>
+      <w:pPr>
+        <w:spacing w:after="60" w:before="0"/>
+      </w:pPr>
+      <w:r>
+        <w:rPr>
+          <w:sz w:val="19"/>
+          <w:szCs w:val="19"/>
+        </w:rPr>
+        <w:t xml:space="preserve">☐  testaa ohjelman toimintoja – Viikko 15: 14 tapauksen testimatriisi (odotetut tulokset kirjattu ennen ajoa) ajettuna julkaistua versiota vasten sekä uusintatestaukset korjausten jälkeen.</w:t>
+      </w:r>
+    </w:p>
+    <w:p>
+      <w:pPr>
+        <w:spacing w:after="60" w:before="0"/>
+      </w:pPr>
+      <w:r>
+        <w:rPr>
+          <w:sz w:val="19"/>
+          <w:szCs w:val="19"/>
+        </w:rPr>
+        <w:t xml:space="preserve">☐  käyttää rakenteista ohjelmointia toteutuksissa – Viikko 9: tilauslogiikka jaettuna moduuleihin ja funktioihin (reitit, kantakerros, validointi); frontissa komponentti- ja store-jako, ei yhtä jättitiedostoa.</w:t>
+      </w:r>
+    </w:p>
+    <w:p>
+      <w:pPr>
+        <w:spacing w:after="60" w:before="0"/>
+      </w:pPr>
+      <w:r>
+        <w:rPr>
+          <w:sz w:val="19"/>
+          <w:szCs w:val="19"/>
+        </w:rPr>
+        <w:t xml:space="preserve">☐  kirjoittaa ylläpidettävää ohjelmakoodia – Viikko 15: refaktorointicommitit perusteluineen; nimeäminen, toisteisuuden poisto ja komponentin pilkkominen, testit vihreinä ennen ja jälkeen.</w:t>
+      </w:r>
+    </w:p>
+    <w:p>
+      <w:pPr>
+        <w:spacing w:after="60" w:before="0"/>
+      </w:pPr>
+      <w:r>
+        <w:rPr>
+          <w:sz w:val="19"/>
+          <w:szCs w:val="19"/>
+        </w:rPr>
+        <w:t xml:space="preserve">☐  tulkitsee suunnitelmia ja toteuttaa käyttöliittymän tai sen osia – Viikko 4: näkymät toteutettu viikon 2 hyväksytyistä rautalangoista; responsiivisuuden taitekohdat ja mobiilitestaus oikealla puhelimella.</w:t>
+      </w:r>
+    </w:p>
+    <w:p>
+      <w:pPr>
+        <w:spacing w:after="60" w:before="0"/>
+      </w:pPr>
+      <w:r>
+        <w:rPr>
+          <w:sz w:val="19"/>
+          <w:szCs w:val="19"/>
+        </w:rPr>
+        <w:t xml:space="preserve">☐  tulkitsee suunnitelmia ja toteuttaa ohjelmiston toimintoja – Viikko 9: tilaus ja tilaushistoria toteutettu käyttäjätarinoiden ja hyväksymiskriteerien mukaan; kytkentä tarina, issue ja commit.</w:t>
+      </w:r>
+    </w:p>
+    <w:p>
+      <w:pPr>
+        <w:spacing w:after="60" w:before="0"/>
+      </w:pPr>
+      <w:r>
+        <w:rPr>
+          <w:sz w:val="19"/>
+          <w:szCs w:val="19"/>
+        </w:rPr>
+        <w:t xml:space="preserve">☐  sopii tehtävistä tiimin muiden jäsenten kanssa – Viikko 2: tehtävät sovittu ohjaajan kanssa ja kirjattu issueiksi; tehtävien tila näkyvänä koko projektin ajan.</w:t>
+      </w:r>
+    </w:p>
+    <w:p>
+      <w:pPr>
+        <w:spacing w:after="60" w:before="0"/>
+      </w:pPr>
+      <w:r>
+        <w:rPr>
+          <w:sz w:val="19"/>
+          <w:szCs w:val="19"/>
+        </w:rPr>
+        <w:t xml:space="preserve">☐  etsii ratkaisuvaihtoehtoja ja ratkoo ongelmia yhdessä tiimin kanssa – Viikot 7 ja 8: kaksi kirjattua vertailua ja yhteispäätöstä ohjaajan kanssa (korin tallennus ja istuntoratkaisu).</w:t>
+      </w:r>
+    </w:p>
+    <w:p>
+      <w:pPr>
+        <w:spacing w:after="60" w:before="0"/>
+      </w:pPr>
+      <w:r>
+        <w:rPr>
+          <w:sz w:val="19"/>
+          <w:szCs w:val="19"/>
+        </w:rPr>
+        <w:t xml:space="preserve">☐  arvioi ratkaisujen toimivuuden yhdessä tiimin kanssa – Viikko 10: asiakaskatselmoinnin muistio (täyttääkö toteutus tarinat ja mitä muutetaan ennen seuraavaa versiota, priorisoituna ohjaajan kanssa).</w:t>
+      </w:r>
+    </w:p>
+    <w:p>
+      <w:pPr>
+        <w:spacing w:after="60" w:before="0"/>
+      </w:pPr>
+      <w:r>
+        <w:rPr>
+          <w:sz w:val="19"/>
+          <w:szCs w:val="19"/>
+        </w:rPr>
+        <w:t xml:space="preserve">☐  arvioi omaa toimintaa tiimin jäsenenä – Viikko 18: itsearviointi konkreettisin tilantein: mikä onnistui, missä tarvitsit apua ja mitä tekisit toisin.</w:t>
       </w:r>
     </w:p>
     <w:p>
@@ -4185,163 +4185,163 @@
           <w:sz w:val="19"/>
           <w:szCs w:val="19"/>
         </w:rPr>
-        <w:t xml:space="preserve">☐  selvittää kehitystiimin kanssa asiakkaan tarpeet — Viikko 2: toimeksiannosta johdetut käyttäjätarinat, kysymyslista ja vastaukset sekä rajaus (maksaminen pois) kirjattuna.</w:t>
-      </w:r>
-    </w:p>
-    <w:p>
-      <w:pPr>
-        <w:spacing w:after="60" w:before="0"/>
-      </w:pPr>
-      <w:r>
-        <w:rPr>
-          <w:sz w:val="19"/>
-          <w:szCs w:val="19"/>
-        </w:rPr>
-        <w:t xml:space="preserve">☐  viestii tekniset asiat asiakaslähtöisesti — Viikot 10 ja 17: katselmoinnin asiakaskielinen yhteenveto ja luovutusviesti ilman teknistä jargonia; maksurajauksen selitys asiakkaalle.</w:t>
-      </w:r>
-    </w:p>
-    <w:p>
-      <w:pPr>
-        <w:spacing w:after="60" w:before="0"/>
-      </w:pPr>
-      <w:r>
-        <w:rPr>
-          <w:sz w:val="19"/>
-          <w:szCs w:val="19"/>
-        </w:rPr>
-        <w:t xml:space="preserve">☐  osallistuu version katselmointiin — Viikot 10 ja 16: kaksi katselmointia — asiakaskatselmointi puolivälissä ja julkaisuehdokkaan julkaisutestaus, muistiot rooleineen ja sitaatteineen.</w:t>
-      </w:r>
-    </w:p>
-    <w:p>
-      <w:pPr>
-        <w:spacing w:after="60" w:before="0"/>
-      </w:pPr>
-      <w:r>
-        <w:rPr>
-          <w:sz w:val="19"/>
-          <w:szCs w:val="19"/>
-        </w:rPr>
-        <w:t xml:space="preserve">☐  asettaa kehitystiimin kanssa toteutettavat toiminnot tärkeysjärjestykseen — Viikko 2: käyttäjätarinoiden P0-, P1- ja P2-priorisointi perusteluineen; P0 on toimiva ostopolku ilman maksua.</w:t>
-      </w:r>
-    </w:p>
-    <w:p>
-      <w:pPr>
-        <w:spacing w:after="60" w:before="0"/>
-      </w:pPr>
-      <w:r>
-        <w:rPr>
-          <w:sz w:val="19"/>
-          <w:szCs w:val="19"/>
-        </w:rPr>
-        <w:t xml:space="preserve">☐  jakaa kehitystiimin kanssa toteutettavat toiminnot tehtäviksi — Viikko 2: tarinat pilkottu vähintään kahdeksaksi issueksi, joissa yksi issue on noin puolen tai yhden päivän työ.</w:t>
-      </w:r>
-    </w:p>
-    <w:p>
-      <w:pPr>
-        <w:spacing w:after="60" w:before="0"/>
-      </w:pPr>
-      <w:r>
-        <w:rPr>
-          <w:sz w:val="19"/>
-          <w:szCs w:val="19"/>
-        </w:rPr>
-        <w:t xml:space="preserve">☐  suunnittelee ja arvioi kehitystiimin kanssa tehtävien toteuttamista — Viikko 11: työmääräarviot ja niiden päivitys toteutuneen perusteella — suunnitelman muutoshistoria näyttää mikä arvio muuttui ja miksi.</w:t>
-      </w:r>
-    </w:p>
-    <w:p>
-      <w:pPr>
-        <w:spacing w:after="60" w:before="0"/>
-      </w:pPr>
-      <w:r>
-        <w:rPr>
-          <w:sz w:val="19"/>
-          <w:szCs w:val="19"/>
-        </w:rPr>
-        <w:t xml:space="preserve">☐  kehittää ohjelmiston toimintalogiikkaa — Viikot 9 ja 13: tilauksen muodostus transaktiona, tilaushetken hinnat, tilausten tilat ja niiden muutokset sekä roolikohtaiset näkymät.</w:t>
-      </w:r>
-    </w:p>
-    <w:p>
-      <w:pPr>
-        <w:spacing w:after="60" w:before="0"/>
-      </w:pPr>
-      <w:r>
-        <w:rPr>
-          <w:sz w:val="19"/>
-          <w:szCs w:val="19"/>
-        </w:rPr>
-        <w:t xml:space="preserve">☐  valitsee ohjelmistoon sopivan tietovaraston — Viikko 2: kirjallinen vertailu SQLite, JSON-tiedosto ja PostgreSQL datan rakenteen, käyttötilanteen ja laajuuden perusteella; perusteltu valinta suunnitelmassa.</w:t>
-      </w:r>
-    </w:p>
-    <w:p>
-      <w:pPr>
-        <w:spacing w:after="60" w:before="0"/>
-      </w:pPr>
-      <w:r>
-        <w:rPr>
-          <w:sz w:val="19"/>
-          <w:szCs w:val="19"/>
-        </w:rPr>
-        <w:t xml:space="preserve">☐  toteuttaa yhteyden tietovarastoon — Viikot 3 ja 12: luku (tuotelista, haku) ja kirjoitus (tilaukset, tuotehallinnan lisäys, muokkaus ja poisto) SQLite-kantaan hallitusti.</w:t>
-      </w:r>
-    </w:p>
-    <w:p>
-      <w:pPr>
-        <w:spacing w:after="60" w:before="0"/>
-      </w:pPr>
-      <w:r>
-        <w:rPr>
-          <w:sz w:val="19"/>
-          <w:szCs w:val="19"/>
-        </w:rPr>
-        <w:t xml:space="preserve">☐  hyödyntää rajapintoja ja käsittelee tietoa — Viikko 6: oma REST-rajapinta — haku kyselyparametrilla, virhetilanteiden käsittely fetchissä sekä lataus-, tyhjä- ja virhetilat käyttöliittymässä.</w:t>
-      </w:r>
-    </w:p>
-    <w:p>
-      <w:pPr>
-        <w:spacing w:after="60" w:before="0"/>
-      </w:pPr>
-      <w:r>
-        <w:rPr>
-          <w:sz w:val="19"/>
-          <w:szCs w:val="19"/>
-        </w:rPr>
-        <w:t xml:space="preserve">☐  arvioi ohjelmiston tietoturvaa — Viikot 8, 12 ja 14: salasanojen hashaus ja istuntopäätös, kaksikerroksinen roolisuojaus sekä tietoturva-arvio omine hyökkäystesteineen (injektio, XSS, IDOR).</w:t>
-      </w:r>
-    </w:p>
-    <w:p>
-      <w:pPr>
-        <w:spacing w:after="60" w:before="0"/>
-      </w:pPr>
-      <w:r>
-        <w:rPr>
-          <w:sz w:val="19"/>
-          <w:szCs w:val="19"/>
-        </w:rPr>
-        <w:t xml:space="preserve">☐  käyttää versionhallintaa — Viikko 1 alkaen: Git koko projektin ajan — tarkoituksenmukaiset commitit, etärepository ja sovitut haarakäytännöt; commit-historia näyttöaineistona.</w:t>
-      </w:r>
-    </w:p>
-    <w:p>
-      <w:pPr>
-        <w:spacing w:after="60" w:before="0"/>
-      </w:pPr>
-      <w:r>
-        <w:rPr>
-          <w:sz w:val="19"/>
-          <w:szCs w:val="19"/>
-        </w:rPr>
-        <w:t xml:space="preserve">☐  liittää ohjelman osan olemassa olevaan versioon — Viikko 7: ostoskori toteutettu haarassa feature/ostoskori ja yhdistetty pull requestilla; mahdollinen konflikti ratkaistu ja kirjattu.</w:t>
-      </w:r>
-    </w:p>
-    <w:p>
-      <w:pPr>
-        <w:spacing w:after="60" w:before="0"/>
-      </w:pPr>
-      <w:r>
-        <w:rPr>
-          <w:sz w:val="19"/>
-          <w:szCs w:val="19"/>
-        </w:rPr>
-        <w:t xml:space="preserve">☐  julkaisee ohjelman tuotantoympäristöön — Viikot 5 ja 17: ensijulkaisu vertailtuun alustaan ympäristömuuttujineen sekä julkaisuehdokkaan ja version 1.0 julkaisut tageineen ja julkaisumuistioineen.</w:t>
+        <w:t xml:space="preserve">☐  selvittää kehitystiimin kanssa asiakkaan tarpeet – Viikko 2: toimeksiannosta johdetut käyttäjätarinat, kysymyslista ja vastaukset sekä rajaus (maksaminen pois) kirjattuna.</w:t>
+      </w:r>
+    </w:p>
+    <w:p>
+      <w:pPr>
+        <w:spacing w:after="60" w:before="0"/>
+      </w:pPr>
+      <w:r>
+        <w:rPr>
+          <w:sz w:val="19"/>
+          <w:szCs w:val="19"/>
+        </w:rPr>
+        <w:t xml:space="preserve">☐  viestii tekniset asiat asiakaslähtöisesti – Viikot 10 ja 17: katselmoinnin asiakaskielinen yhteenveto ja luovutusviesti ilman teknistä jargonia; maksurajauksen selitys asiakkaalle.</w:t>
+      </w:r>
+    </w:p>
+    <w:p>
+      <w:pPr>
+        <w:spacing w:after="60" w:before="0"/>
+      </w:pPr>
+      <w:r>
+        <w:rPr>
+          <w:sz w:val="19"/>
+          <w:szCs w:val="19"/>
+        </w:rPr>
+        <w:t xml:space="preserve">☐  osallistuu version katselmointiin – Viikot 10 ja 16: kaksi katselmointia (asiakaskatselmointi puolivälissä ja julkaisuehdokkaan julkaisutestaus), muistiot rooleineen ja sitaatteineen.</w:t>
+      </w:r>
+    </w:p>
+    <w:p>
+      <w:pPr>
+        <w:spacing w:after="60" w:before="0"/>
+      </w:pPr>
+      <w:r>
+        <w:rPr>
+          <w:sz w:val="19"/>
+          <w:szCs w:val="19"/>
+        </w:rPr>
+        <w:t xml:space="preserve">☐  asettaa kehitystiimin kanssa toteutettavat toiminnot tärkeysjärjestykseen – Viikko 2: käyttäjätarinoiden P0-, P1- ja P2-priorisointi perusteluineen; P0 on toimiva ostopolku ilman maksua.</w:t>
+      </w:r>
+    </w:p>
+    <w:p>
+      <w:pPr>
+        <w:spacing w:after="60" w:before="0"/>
+      </w:pPr>
+      <w:r>
+        <w:rPr>
+          <w:sz w:val="19"/>
+          <w:szCs w:val="19"/>
+        </w:rPr>
+        <w:t xml:space="preserve">☐  jakaa kehitystiimin kanssa toteutettavat toiminnot tehtäviksi – Viikko 2: tarinat pilkottu vähintään kahdeksaksi issueksi, joissa yksi issue on noin puolen tai yhden päivän työ.</w:t>
+      </w:r>
+    </w:p>
+    <w:p>
+      <w:pPr>
+        <w:spacing w:after="60" w:before="0"/>
+      </w:pPr>
+      <w:r>
+        <w:rPr>
+          <w:sz w:val="19"/>
+          <w:szCs w:val="19"/>
+        </w:rPr>
+        <w:t xml:space="preserve">☐  suunnittelee ja arvioi kehitystiimin kanssa tehtävien toteuttamista – Viikko 11: työmääräarviot ja niiden päivitys toteutuneen perusteella. Suunnitelman muutoshistoria näyttää, mikä arvio muuttui ja miksi.</w:t>
+      </w:r>
+    </w:p>
+    <w:p>
+      <w:pPr>
+        <w:spacing w:after="60" w:before="0"/>
+      </w:pPr>
+      <w:r>
+        <w:rPr>
+          <w:sz w:val="19"/>
+          <w:szCs w:val="19"/>
+        </w:rPr>
+        <w:t xml:space="preserve">☐  kehittää ohjelmiston toimintalogiikkaa – Viikot 9 ja 13: tilauksen muodostus transaktiona, tilaushetken hinnat, tilausten tilat ja niiden muutokset sekä roolikohtaiset näkymät.</w:t>
+      </w:r>
+    </w:p>
+    <w:p>
+      <w:pPr>
+        <w:spacing w:after="60" w:before="0"/>
+      </w:pPr>
+      <w:r>
+        <w:rPr>
+          <w:sz w:val="19"/>
+          <w:szCs w:val="19"/>
+        </w:rPr>
+        <w:t xml:space="preserve">☐  valitsee ohjelmistoon sopivan tietovaraston – Viikko 2: kirjallinen vertailu SQLite, JSON-tiedosto ja PostgreSQL datan rakenteen, käyttötilanteen ja laajuuden perusteella; perusteltu valinta suunnitelmassa.</w:t>
+      </w:r>
+    </w:p>
+    <w:p>
+      <w:pPr>
+        <w:spacing w:after="60" w:before="0"/>
+      </w:pPr>
+      <w:r>
+        <w:rPr>
+          <w:sz w:val="19"/>
+          <w:szCs w:val="19"/>
+        </w:rPr>
+        <w:t xml:space="preserve">☐  toteuttaa yhteyden tietovarastoon – Viikot 3 ja 12: luku (tuotelista, haku) ja kirjoitus (tilaukset, tuotehallinnan lisäys, muokkaus ja poisto) SQLite-kantaan hallitusti.</w:t>
+      </w:r>
+    </w:p>
+    <w:p>
+      <w:pPr>
+        <w:spacing w:after="60" w:before="0"/>
+      </w:pPr>
+      <w:r>
+        <w:rPr>
+          <w:sz w:val="19"/>
+          <w:szCs w:val="19"/>
+        </w:rPr>
+        <w:t xml:space="preserve">☐  hyödyntää rajapintoja ja käsittelee tietoa – Viikko 6: oma REST-rajapinta (haku kyselyparametrilla, virhetilanteiden käsittely fetchissä sekä lataus-, tyhjä- ja virhetilat käyttöliittymässä).</w:t>
+      </w:r>
+    </w:p>
+    <w:p>
+      <w:pPr>
+        <w:spacing w:after="60" w:before="0"/>
+      </w:pPr>
+      <w:r>
+        <w:rPr>
+          <w:sz w:val="19"/>
+          <w:szCs w:val="19"/>
+        </w:rPr>
+        <w:t xml:space="preserve">☐  arvioi ohjelmiston tietoturvaa – Viikot 8, 12 ja 14: salasanojen hashaus ja istuntopäätös, kaksikerroksinen roolisuojaus sekä tietoturva-arvio omine hyökkäystesteineen (injektio, XSS, IDOR).</w:t>
+      </w:r>
+    </w:p>
+    <w:p>
+      <w:pPr>
+        <w:spacing w:after="60" w:before="0"/>
+      </w:pPr>
+      <w:r>
+        <w:rPr>
+          <w:sz w:val="19"/>
+          <w:szCs w:val="19"/>
+        </w:rPr>
+        <w:t xml:space="preserve">☐  käyttää versionhallintaa – Viikko 1 alkaen: Git koko projektin ajan (tarkoituksenmukaiset commitit, etärepository ja sovitut haarakäytännöt); commit-historia näyttöaineistona.</w:t>
+      </w:r>
+    </w:p>
+    <w:p>
+      <w:pPr>
+        <w:spacing w:after="60" w:before="0"/>
+      </w:pPr>
+      <w:r>
+        <w:rPr>
+          <w:sz w:val="19"/>
+          <w:szCs w:val="19"/>
+        </w:rPr>
+        <w:t xml:space="preserve">☐  liittää ohjelman osan olemassa olevaan versioon – Viikko 7: ostoskori toteutettu haarassa feature/ostoskori ja yhdistetty pull requestilla; mahdollinen konflikti ratkaistu ja kirjattu.</w:t>
+      </w:r>
+    </w:p>
+    <w:p>
+      <w:pPr>
+        <w:spacing w:after="60" w:before="0"/>
+      </w:pPr>
+      <w:r>
+        <w:rPr>
+          <w:sz w:val="19"/>
+          <w:szCs w:val="19"/>
+        </w:rPr>
+        <w:t xml:space="preserve">☐  julkaisee ohjelman tuotantoympäristöön – Viikot 5 ja 17: ensijulkaisu vertailtuun alustaan ympäristömuuttujineen sekä julkaisuehdokkaan ja version 1.0 julkaisut tageineen ja julkaisumuistioineen.</w:t>
       </w:r>
     </w:p>
     <w:p>
@@ -4367,79 +4367,79 @@
           <w:sz w:val="19"/>
           <w:szCs w:val="19"/>
         </w:rPr>
-        <w:t xml:space="preserve">☐  ottaa käyttöön ja konfiguroi ohjelmistokomponenttikirjaston käyttöön soveltuvan kehittämisympäristön — Viikot 1 ja 5: Vue 3 - ja Vite-projektin luonti ja konfigurointi; kehitys- ja tuotantoasetusten ero (API-osoite, build) dokumentoituna.</w:t>
-      </w:r>
-    </w:p>
-    <w:p>
-      <w:pPr>
-        <w:spacing w:after="60" w:before="0"/>
-      </w:pPr>
-      <w:r>
-        <w:rPr>
-          <w:sz w:val="19"/>
-          <w:szCs w:val="19"/>
-        </w:rPr>
-        <w:t xml:space="preserve">☐  selvittää ohjelmistokomponenttikirjaston tarjoamat mahdollisuudet ja rajoitteet — Viikko 2: selvitys suunnitelmassa — mitä Vue ja Pinia ratkaisevat (komponentit, reaktiivisuus, tila) ja missä tarvitaan muuta (backend rooleille ja istunnoille, yksisivusovelluksen rajoitteet).</w:t>
-      </w:r>
-    </w:p>
-    <w:p>
-      <w:pPr>
-        <w:spacing w:after="60" w:before="0"/>
-      </w:pPr>
-      <w:r>
-        <w:rPr>
-          <w:sz w:val="19"/>
-          <w:szCs w:val="19"/>
-        </w:rPr>
-        <w:t xml:space="preserve">☐  käyttää ohjelmistokomponenttikirjaston tärkeimpiä toimintoja ja työkaluja — Viikot 3 ja 7: komponentit, propsit, computed-arvot ja Pinia-store (kori, auth) käytössä; itse rakennettu tuotelistanäkymä ilman valmista UI-kirjastoa.</w:t>
-      </w:r>
-    </w:p>
-    <w:p>
-      <w:pPr>
-        <w:spacing w:after="60" w:before="0"/>
-      </w:pPr>
-      <w:r>
-        <w:rPr>
-          <w:sz w:val="19"/>
-          <w:szCs w:val="19"/>
-        </w:rPr>
-        <w:t xml:space="preserve">☐  tuo kehittämisympäristöön ulkoisia komponentteja — Viikot 4 ja 9: vue-router perusteltuna sekä yksi oma perusteltu lisäpaketti — käyttötarkoitus, konfigurointi ja riippuvuusvaikutus kirjattuna.</w:t>
-      </w:r>
-    </w:p>
-    <w:p>
-      <w:pPr>
-        <w:spacing w:after="60" w:before="0"/>
-      </w:pPr>
-      <w:r>
-        <w:rPr>
-          <w:sz w:val="19"/>
-          <w:szCs w:val="19"/>
-        </w:rPr>
-        <w:t xml:space="preserve">☐  suunnittelee, toteuttaa ja testaa ohjelmiston ohjelmistokomponenttikirjastoa käyttäen — Viikko 15: komponenttirakenne ja vastuut suunnitelmassa, tarinoiden mukainen toteutus ja koko testimatriisi kirjastopohjaista sovellusta vasten.</w:t>
-      </w:r>
-    </w:p>
-    <w:p>
-      <w:pPr>
-        <w:spacing w:after="60" w:before="0"/>
-      </w:pPr>
-      <w:r>
-        <w:rPr>
-          <w:sz w:val="19"/>
-          <w:szCs w:val="19"/>
-        </w:rPr>
-        <w:t xml:space="preserve">☐  julkaisee ohjelmiston asiakkaan ympäristöön — Viikko 17: tuotanto-build ja version 1.0 julkaisu sovittuun ympäristöön; luovutus asiakkaalle ohjeineen.</w:t>
-      </w:r>
-    </w:p>
-    <w:p>
-      <w:pPr>
-        <w:spacing w:after="60" w:before="0"/>
-      </w:pPr>
-      <w:r>
-        <w:rPr>
-          <w:sz w:val="19"/>
-          <w:szCs w:val="19"/>
-        </w:rPr>
-        <w:t xml:space="preserve">☐  dokumentoi ohjelmiston sovitulla tavalla — Viikko 16: README käyttöönottoineen, käynnistyksineen, riippuvuuksineen, ympäristöasetuksineen ja tunnettuine puutteineen — ulkopuolisen julkaisutestillä todennettu ohje.</w:t>
+        <w:t xml:space="preserve">☐  ottaa käyttöön ja konfiguroi ohjelmistokomponenttikirjaston käyttöön soveltuvan kehittämisympäristön – Viikot 1 ja 5: Vue 3 - ja Vite-projektin luonti ja konfigurointi; kehitys- ja tuotantoasetusten ero (API-osoite, build) dokumentoituna.</w:t>
+      </w:r>
+    </w:p>
+    <w:p>
+      <w:pPr>
+        <w:spacing w:after="60" w:before="0"/>
+      </w:pPr>
+      <w:r>
+        <w:rPr>
+          <w:sz w:val="19"/>
+          <w:szCs w:val="19"/>
+        </w:rPr>
+        <w:t xml:space="preserve">☐  selvittää ohjelmistokomponenttikirjaston tarjoamat mahdollisuudet ja rajoitteet – Viikko 2: selvitys suunnitelmassa siitä, mitä Vue ja Pinia ratkaisevat (komponentit, reaktiivisuus, tila) ja missä tarvitaan muuta (backend rooleille ja istunnoille, yksisivusovelluksen rajoitteet).</w:t>
+      </w:r>
+    </w:p>
+    <w:p>
+      <w:pPr>
+        <w:spacing w:after="60" w:before="0"/>
+      </w:pPr>
+      <w:r>
+        <w:rPr>
+          <w:sz w:val="19"/>
+          <w:szCs w:val="19"/>
+        </w:rPr>
+        <w:t xml:space="preserve">☐  käyttää ohjelmistokomponenttikirjaston tärkeimpiä toimintoja ja työkaluja – Viikot 3 ja 7: komponentit, propsit, computed-arvot ja Pinia-store (kori, auth) käytössä; itse rakennettu tuotelistanäkymä ilman valmista UI-kirjastoa.</w:t>
+      </w:r>
+    </w:p>
+    <w:p>
+      <w:pPr>
+        <w:spacing w:after="60" w:before="0"/>
+      </w:pPr>
+      <w:r>
+        <w:rPr>
+          <w:sz w:val="19"/>
+          <w:szCs w:val="19"/>
+        </w:rPr>
+        <w:t xml:space="preserve">☐  tuo kehittämisympäristöön ulkoisia komponentteja – Viikot 4 ja 9: vue-router perusteltuna sekä yksi oma perusteltu lisäpaketti (käyttötarkoitus, konfigurointi ja riippuvuusvaikutus kirjattuna).</w:t>
+      </w:r>
+    </w:p>
+    <w:p>
+      <w:pPr>
+        <w:spacing w:after="60" w:before="0"/>
+      </w:pPr>
+      <w:r>
+        <w:rPr>
+          <w:sz w:val="19"/>
+          <w:szCs w:val="19"/>
+        </w:rPr>
+        <w:t xml:space="preserve">☐  suunnittelee, toteuttaa ja testaa ohjelmiston ohjelmistokomponenttikirjastoa käyttäen – Viikko 15: komponenttirakenne ja vastuut suunnitelmassa, tarinoiden mukainen toteutus ja koko testimatriisi kirjastopohjaista sovellusta vasten.</w:t>
+      </w:r>
+    </w:p>
+    <w:p>
+      <w:pPr>
+        <w:spacing w:after="60" w:before="0"/>
+      </w:pPr>
+      <w:r>
+        <w:rPr>
+          <w:sz w:val="19"/>
+          <w:szCs w:val="19"/>
+        </w:rPr>
+        <w:t xml:space="preserve">☐  julkaisee ohjelmiston asiakkaan ympäristöön – Viikko 17: tuotanto-build ja version 1.0 julkaisu sovittuun ympäristöön; luovutus asiakkaalle ohjeineen.</w:t>
+      </w:r>
+    </w:p>
+    <w:p>
+      <w:pPr>
+        <w:spacing w:after="60" w:before="0"/>
+      </w:pPr>
+      <w:r>
+        <w:rPr>
+          <w:sz w:val="19"/>
+          <w:szCs w:val="19"/>
+        </w:rPr>
+        <w:t xml:space="preserve">☐  dokumentoi ohjelmiston sovitulla tavalla – Viikko 16: README käyttöönottoineen, käynnistyksineen, riippuvuuksineen, ympäristöasetuksineen ja tunnettuine puutteineen. Ulkopuolisen julkaisutestillä todennettu ohje.</w:t>
       </w:r>
     </w:p>
     <w:p>

--- a/noppakauppa/downloads/noppakauppa-tyopaketti.docx
+++ b/noppakauppa/downloads/noppakauppa-tyopaketti.docx
@@ -4027,7 +4027,7 @@
           <w:bCs/>
           <w:color w:val="9a3412"/>
         </w:rPr>
-        <w:t xml:space="preserve">Ohjelmointi · 11 vaatimusta</w:t>
+        <w:t xml:space="preserve">Ohjelmointi</w:t>
       </w:r>
     </w:p>
     <w:p>
@@ -4173,7 +4173,7 @@
           <w:bCs/>
           <w:color w:val="9a3412"/>
         </w:rPr>
-        <w:t xml:space="preserve">Ohjelmistokehittäjänä toimiminen · 14 vaatimusta</w:t>
+        <w:t xml:space="preserve">Ohjelmistokehittäjänä toimiminen</w:t>
       </w:r>
     </w:p>
     <w:p>
@@ -4355,7 +4355,7 @@
           <w:bCs/>
           <w:color w:val="9a3412"/>
         </w:rPr>
-        <w:t xml:space="preserve">Ohjelmiston toteuttaminen ohjelmistokomponenttikirjastolla · 7 vaatimusta</w:t>
+        <w:t xml:space="preserve">Ohjelmiston toteuttaminen ohjelmistokomponenttikirjastolla</w:t>
       </w:r>
     </w:p>
     <w:p>
